--- a/user-docs/DeepSeek-Agent-V3-工作日志-0.11.0.docx
+++ b/user-docs/DeepSeek-Agent-V3-工作日志-0.11.0.docx
@@ -27,7 +27,7 @@
           <w:rFonts w:ascii="Arial" w:hAnsi="Arial" w:eastAsia="Microsoft YaHei"/>
           <w:sz w:val="21"/>
         </w:rPr>
-        <w:t>状态：源码与离线回归已完成；Word/文本在线案例通过；最新大型 TypeScript 在线案例仍为失败记录，修复后只完成确定性回归，尚未再次消耗 API 余额重跑；提交、tag、推送和远端核验等待发布闭环。</w:t>
+        <w:t>状态：v0.11.0 已发布到 GitHub；`main`、`v0.11.0` 与最终提交 `113592c` 一致，Actions 已通过。源码与离线回归完成，Word/文本在线案例通过；大型 TypeScript 候选在线案例仍有失败记录，最终发布提交尚无可明确归属的修复后大型在线成功记录。2026-07-15 已补充实例运行审计和后续改进建议。</w:t>
       </w:r>
     </w:p>
     <w:p/>
@@ -1322,7 +1322,7 @@
           <w:rFonts w:ascii="Arial" w:hAnsi="Arial" w:eastAsia="Microsoft YaHei"/>
           <w:sz w:val="21"/>
         </w:rPr>
-        <w:t>最新大型 TypeScript 在线验收记录为 36 次逻辑请求、31 个工具轮次、1,477,342 tokens。</w:t>
+        <w:t>`final-prepublish-single-rerun` 大型 TypeScript 记录为 36 次逻辑请求、31 个工具轮次、1,477,342 tokens。除 `session_completed` 外的验收门均通过，整体仍必须记为失败。</w:t>
       </w:r>
     </w:p>
     <w:p>
@@ -1334,7 +1334,7 @@
           <w:rFonts w:ascii="Arial" w:hAnsi="Arial" w:eastAsia="Microsoft YaHei"/>
           <w:sz w:val="21"/>
         </w:rPr>
-        <w:t>除 `session_completed` 外的验收门均通过；最终结果仍是 Session 未完成，因此该案例整体必须记为失败。</w:t>
+        <w:t>当前目录另有一条 2026-07-15 03:04 生成的 `final-20260715T025700` 失败记录：38 次逻辑请求、32 个工具轮次、1,573,936 tokens；Session、八项优点、Bug/限制和验证报告均未完成。</w:t>
       </w:r>
     </w:p>
     <w:p>
@@ -1346,7 +1346,7 @@
           <w:rFonts w:ascii="Arial" w:hAnsi="Arial" w:eastAsia="Microsoft YaHei"/>
           <w:sz w:val="21"/>
         </w:rPr>
-        <w:t>根因是 artifact 跨分句误判与 conditional-mutation 漏判，不是简单增加工具轮次。</w:t>
+        <w:t>第二条记录早于 05:54 的发布提交和 06:16 的最终修复提交，但没有保存 `git_head`、dirty 状态或源码包哈希，因此不能可靠归属到某个候选 commit；验收 runner 需要补版本清单。</w:t>
       </w:r>
     </w:p>
     <w:p>
@@ -1358,7 +1358,7 @@
           <w:rFonts w:ascii="Arial" w:hAnsi="Arial" w:eastAsia="Microsoft YaHei"/>
           <w:sz w:val="21"/>
         </w:rPr>
-        <w:t>修复后已完成 4 main + 1 final synthesis 确定性回归；为避免继续消耗用户 DeepSeek API 余额，没有再次在线重跑。</w:t>
+        <w:t>artifact 跨分句误判与 conditional-mutation 漏判修复后已完成 4 main + 1 final synthesis 确定性回归。为避免继续消耗用户余额，最终提交没有再次在线重跑大型案例。</w:t>
       </w:r>
     </w:p>
     <w:p/>
@@ -1442,6 +1442,33 @@
           <w:sz w:val="21"/>
         </w:rPr>
         <w:t>7. 主循环、主动语义摘要、overflow 恢复和 final synthesis 都可能产生 API 请求。余额受限时必须先离线验证，再只运行一次有界在线验收；失败后先分析，不能立刻重复请求。</w:t>
+      </w:r>
+    </w:p>
+    <w:p>
+      <w:r>
+        <w:rPr>
+          <w:rFonts w:ascii="Arial" w:hAnsi="Arial" w:eastAsia="Microsoft YaHei"/>
+          <w:sz w:val="21"/>
+        </w:rPr>
+        <w:t>8. 缺少 API Key 的全新环境在 Chroma 可用且 Vector 默认开启时，会先下载约 79.3 MiB ONNX 模型再报错；Key 预检、Vector 默认值和延迟加载需要在 v0.11.1 修复。</w:t>
+      </w:r>
+    </w:p>
+    <w:p>
+      <w:r>
+        <w:rPr>
+          <w:rFonts w:ascii="Arial" w:hAnsi="Arial" w:eastAsia="Microsoft YaHei"/>
+          <w:sz w:val="21"/>
+        </w:rPr>
+        <w:t>9. `agent/cli.py::run_once` 对 failed/resumable Session 仍可能返回退出码 0，自动化不能只依赖进程码。</w:t>
+      </w:r>
+    </w:p>
+    <w:p>
+      <w:r>
+        <w:rPr>
+          <w:rFonts w:ascii="Arial" w:hAnsi="Arial" w:eastAsia="Microsoft YaHei"/>
+          <w:sz w:val="21"/>
+        </w:rPr>
+        <w:t>10. 大型任务只有工具轮次上限，没有总模型请求、总 token 和总时长硬预算；两条失败记录的高消耗说明必须增加跨阶段预算。</w:t>
       </w:r>
     </w:p>
     <w:p/>
@@ -1553,19 +1580,19 @@
         <w:br/>
         <w:t>AgentState schema：6</w:t>
         <w:br/>
-        <w:t>工作分支：feat/v0.11.0-reliable-agent-loop</w:t>
+        <w:t>发布分支：main（开发分支 feat/v0.11.0-reliable-agent-loop 已合并）</w:t>
         <w:br/>
         <w:t>基线：95038c9（v0.10.0）</w:t>
         <w:br/>
-        <w:t>最终提交哈希：暂待发布闭环</w:t>
+        <w:t>最终提交哈希：113592ce32d7ee2920c1ac6d1d2bea092a2f7c</w:t>
         <w:br/>
-        <w:t>Git tag：暂待创建 v0.11.0</w:t>
+        <w:t>Git tag：v0.11.0（tag object 67be913e2498eb9cf5c5496811181c7b8ee6e4db）</w:t>
         <w:br/>
-        <w:t>GitHub main 推送：暂待发布闭环</w:t>
+        <w:t>GitHub main 推送：成功</w:t>
         <w:br/>
-        <w:t>远端 main/tag 指向核验：暂待发布闭环</w:t>
+        <w:t>远端 main/tag 指向核验：均解引用到 113592ce32d7ee2920c1ac6d1d2bea092a2f7c</w:t>
         <w:br/>
-        <w:t>GitHub Actions：暂待推送后核验</w:t>
+        <w:t>GitHub Actions：run 29372482649，completed/success</w:t>
       </w:r>
     </w:p>
     <w:p/>
@@ -1575,7 +1602,7 @@
           <w:rFonts w:ascii="Arial" w:hAnsi="Arial" w:eastAsia="Microsoft YaHei"/>
           <w:sz w:val="21"/>
         </w:rPr>
-        <w:t>本日志不提前填写一个会因“更新提交哈希”而再次变化的自引用提交。最终发布回复必须给出实际版本、最终 commit、tag、远端核验和 Actions 结果。</w:t>
+        <w:t>这里记录的是不可变的 v0.11.0 发布提交；发布后的审计文档提交与审计 tag 由对应交付回复和 Git 历史记录，不把文档自身提交误写成软件发布提交。</w:t>
       </w:r>
     </w:p>
     <w:p/>
@@ -1652,7 +1679,7 @@
           <w:rFonts w:ascii="Arial" w:hAnsi="Arial" w:eastAsia="Microsoft YaHei"/>
           <w:sz w:val="21"/>
         </w:rPr>
-        <w:t>1. 完成最终只读代码、循环和发布审计，处理任何 blocker。</w:t>
+        <w:t>1. v0.11.1 优先修复缺 Key 前的 Vector 下载、failed Session 退出码和 Key/Launcher 提示，并增加自动化回归。</w:t>
       </w:r>
     </w:p>
     <w:p>
@@ -1661,7 +1688,7 @@
           <w:rFonts w:ascii="Arial" w:hAnsi="Arial" w:eastAsia="Microsoft YaHei"/>
           <w:sz w:val="21"/>
         </w:rPr>
-        <w:t>2. 再核对候选提交不含 Key、PTY、metrics、Session、Memory、缓存或 `.project-agent`。</w:t>
+        <w:t>2. v0.12.0 增加总模型请求、总 token、总时长预算，以及结构化 no-bug/verify 完成路径。</w:t>
       </w:r>
     </w:p>
     <w:p>
@@ -1670,7 +1697,7 @@
           <w:rFonts w:ascii="Arial" w:hAnsi="Arial" w:eastAsia="Microsoft YaHei"/>
           <w:sz w:val="21"/>
         </w:rPr>
-        <w:t>3. 提交 v0.11.0，fast-forward `main`，创建 `v0.11.0` tag，推送 main/tag。</w:t>
+        <w:t>3. 验收 runner 增加 `git_head`、dirty、依赖与 Prompt/fixture 哈希；没有版本清单的记录不得当作最终发布证明。</w:t>
       </w:r>
     </w:p>
     <w:p>
@@ -1679,7 +1706,7 @@
           <w:rFonts w:ascii="Arial" w:hAnsi="Arial" w:eastAsia="Microsoft YaHei"/>
           <w:sz w:val="21"/>
         </w:rPr>
-        <w:t>4. 核验远端 main/tag 指向同一预期 commit，并检查 GitHub Actions。</w:t>
+        <w:t>4. 后续补 package-manager 元数据、`Retry-After`/jitter/watchdog、通用 verify 证据和 Durable Intent Journal。</w:t>
       </w:r>
     </w:p>
     <w:p>
@@ -1688,16 +1715,62 @@
           <w:rFonts w:ascii="Arial" w:hAnsi="Arial" w:eastAsia="Microsoft YaHei"/>
           <w:sz w:val="21"/>
         </w:rPr>
-        <w:t>5. 不再为本次发布在线重跑大型案例；只有用户以后明确同意新的 API 成本时，才用全新 Workspace/Session 做一次修复后验收。</w:t>
+        <w:t>5. 只有用户明确同意新的 API 成本时，才对确定的发布 commit 做一次有预算上限的大型在线验收。</w:t>
       </w:r>
     </w:p>
+    <w:p/>
+    <w:p>
+      <w:pPr>
+        <w:pStyle w:val="Heading2"/>
+      </w:pPr>
+      <w:r>
+        <w:t>11. 2026-07-15 实例运行审计补记</w:t>
+      </w:r>
+    </w:p>
+    <w:p/>
     <w:p>
       <w:r>
         <w:rPr>
           <w:rFonts w:ascii="Arial" w:hAnsi="Arial" w:eastAsia="Microsoft YaHei"/>
           <w:sz w:val="21"/>
         </w:rPr>
-        <w:t>6. 后续版本再评估 package-manager 元数据、`Retry-After`/jitter/watchdog、通用 verify 证据和 Durable Intent Journal，不在 0.11.0 临时追加未验证功能。</w:t>
+        <w:t>本次在不读取真实 Key 的前提下重新完成：454 项 pytest、Ruff、format check、compileall、pip check、git diff check、隔离项目初始化、真实 PTY 空输入/Ctrl+C/退出，以及远端 main/tag/Actions 核验。另复现缺 Key 前触发约 79.3 MiB Vector 模型下载，并从当前代码确认 failed/resumable Session 的直接 CLI 退出码问题。</w:t>
+      </w:r>
+    </w:p>
+    <w:p/>
+    <w:p>
+      <w:r>
+        <w:rPr>
+          <w:rFonts w:ascii="Arial" w:hAnsi="Arial" w:eastAsia="Microsoft YaHei"/>
+          <w:sz w:val="21"/>
+        </w:rPr>
+        <w:t>完整证据、修改位置、分版本优先级和复验清单位于：</w:t>
+      </w:r>
+    </w:p>
+    <w:p/>
+    <w:p>
+      <w:pPr>
+        <w:shd w:fill="F3F4F6"/>
+        <w:spacing w:before="60" w:after="120"/>
+      </w:pPr>
+      <w:r>
+        <w:rPr>
+          <w:rFonts w:ascii="Consolas" w:hAnsi="Consolas"/>
+          <w:sz w:val="18"/>
+        </w:rPr>
+        <w:t>/mnt/d/detail/deepseek/项目运行审计与改进建议/20260715/</w:t>
+        <w:br/>
+        <w:t>~/AI-Agent/user-docs/项目运行审计与改进建议/20260715/</w:t>
+      </w:r>
+    </w:p>
+    <w:p/>
+    <w:p>
+      <w:r>
+        <w:rPr>
+          <w:rFonts w:ascii="Arial" w:hAnsi="Arial" w:eastAsia="Microsoft YaHei"/>
+          <w:sz w:val="21"/>
+        </w:rPr>
+        <w:t>本次只新增和校正文档，没有修改 Runtime 行为，因此软件版本仍为 0.11.0；上述代码问题不能写成已经修复。</w:t>
       </w:r>
     </w:p>
     <w:sectPr>
